--- a/backend/app/templates/rpd_template_substrate.docx
+++ b/backend/app/templates/rpd_template_substrate.docx
@@ -1631,7 +1631,7 @@
         <w:tc>
           <w:tcPr>
             <w:tcW w:w="5000" w:type="pct"/>
-            <w:shd w:val="clear" w:color="auto" w:fill="FFFFFF" w:themeFill="background1"/>
+            <w:shd w:val="clear" w:color="auto" w:fill="auto"/>
           </w:tcPr>
           <w:p>
             <w:pPr>
@@ -2061,7 +2061,7 @@
           <w:tcPr>
             <w:tcW w:w="5000" w:type="pct"/>
             <w:gridSpan w:val="5"/>
-            <w:shd w:val="clear" w:color="auto" w:fill="FFFFFF" w:themeFill="background1"/>
+            <w:shd w:val="clear" w:color="auto" w:fill="auto"/>
           </w:tcPr>
           <w:p>
             <w:pPr>
@@ -2110,7 +2110,7 @@
         <w:tc>
           <w:tcPr>
             <w:tcW w:w="788" w:type="pct"/>
-            <w:shd w:val="clear" w:color="auto" w:fill="FFFFFF" w:themeFill="background1"/>
+            <w:shd w:val="clear" w:color="auto" w:fill="auto"/>
           </w:tcPr>
           <w:p>
             <w:pPr>
@@ -2163,7 +2163,7 @@
         <w:tc>
           <w:tcPr>
             <w:tcW w:w="713" w:type="pct"/>
-            <w:shd w:val="clear" w:color="auto" w:fill="FFFFFF" w:themeFill="background1"/>
+            <w:shd w:val="clear" w:color="auto" w:fill="auto"/>
           </w:tcPr>
           <w:p>
             <w:pPr>
@@ -2194,7 +2194,7 @@
         <w:tc>
           <w:tcPr>
             <w:tcW w:w="1356" w:type="pct"/>
-            <w:shd w:val="clear" w:color="auto" w:fill="FFFFFF" w:themeFill="background1"/>
+            <w:shd w:val="clear" w:color="auto" w:fill="auto"/>
           </w:tcPr>
           <w:p>
             <w:pPr>
@@ -2221,7 +2221,7 @@
         <w:tc>
           <w:tcPr>
             <w:tcW w:w="1356" w:type="pct"/>
-            <w:shd w:val="clear" w:color="auto" w:fill="FFFFFF" w:themeFill="background1"/>
+            <w:shd w:val="clear" w:color="auto" w:fill="auto"/>
           </w:tcPr>
           <w:p>
             <w:pPr>
@@ -2250,7 +2250,7 @@
         <w:tc>
           <w:tcPr>
             <w:tcW w:w="787" w:type="pct"/>
-            <w:shd w:val="clear" w:color="auto" w:fill="FFFFFF" w:themeFill="background1"/>
+            <w:shd w:val="clear" w:color="auto" w:fill="auto"/>
           </w:tcPr>
           <w:p>
             <w:pPr>
@@ -2301,7 +2301,7 @@
           <w:tcPr>
             <w:tcW w:w="5000" w:type="pct"/>
             <w:gridSpan w:val="5"/>
-            <w:shd w:val="clear" w:color="auto" w:fill="FFFFFF" w:themeFill="background1"/>
+            <w:shd w:val="clear" w:color="auto" w:fill="auto"/>
           </w:tcPr>
           <w:p>
             <w:pPr>

--- a/backend/app/templates/rpd_template_substrate.docx
+++ b/backend/app/templates/rpd_template_substrate.docx
@@ -2184,10 +2184,20 @@
                 <w:noProof/>
                 <w:sz w:val="24"/>
                 <w:szCs w:val="24"/>
+                <w:lang w:val="en-US"/>
+              </w:rPr>
+              <w:t>{{lo.indicator</w:t>
+            </w:r>
+            <w:r>
+              <w:rPr>
+                <w:bCs/>
+                <w:noProof/>
+                <w:sz w:val="24"/>
+                <w:szCs w:val="24"/>
                 <w:shd w:val="clear" w:color="auto" w:fill="FFFFFF"/>
                 <w:lang w:val="en-US"/>
               </w:rPr>
-              <w:t>{{lo.indicator_code}}</w:t>
+              <w:t>_code}}</w:t>
             </w:r>
           </w:p>
         </w:tc>
@@ -7934,7 +7944,6 @@
               <w:t>{{</w:t>
             </w:r>
             <w:proofErr w:type="spellStart"/>
-            <w:proofErr w:type="gramStart"/>
             <w:r>
               <w:rPr>
                 <w:sz w:val="24"/>
@@ -7944,7 +7953,6 @@
               <w:t>lo.index</w:t>
             </w:r>
             <w:proofErr w:type="spellEnd"/>
-            <w:proofErr w:type="gramEnd"/>
             <w:r>
               <w:rPr>
                 <w:sz w:val="24"/>
@@ -7982,7 +7990,6 @@
               <w:t>{{</w:t>
             </w:r>
             <w:proofErr w:type="spellStart"/>
-            <w:proofErr w:type="gramStart"/>
             <w:r>
               <w:rPr>
                 <w:sz w:val="24"/>
@@ -7992,7 +7999,6 @@
               <w:t>lo.title</w:t>
             </w:r>
             <w:proofErr w:type="spellEnd"/>
-            <w:proofErr w:type="gramEnd"/>
             <w:r>
               <w:rPr>
                 <w:sz w:val="24"/>
@@ -8775,7 +8781,6 @@
               </w:rPr>
               <w:t xml:space="preserve"> </w:t>
             </w:r>
-            <w:proofErr w:type="gramStart"/>
             <w:r>
               <w:rPr>
                 <w:sz w:val="24"/>
@@ -8799,7 +8804,6 @@
               </w:rPr>
               <w:t>citation</w:t>
             </w:r>
-            <w:proofErr w:type="gramEnd"/>
             <w:r>
               <w:rPr>
                 <w:sz w:val="24"/>
@@ -9322,7 +9326,6 @@
               </w:rPr>
               <w:t xml:space="preserve"> </w:t>
             </w:r>
-            <w:proofErr w:type="gramStart"/>
             <w:r>
               <w:rPr>
                 <w:sz w:val="24"/>
@@ -9346,7 +9349,6 @@
               </w:rPr>
               <w:t>citation</w:t>
             </w:r>
-            <w:proofErr w:type="gramEnd"/>
             <w:r>
               <w:rPr>
                 <w:sz w:val="24"/>
@@ -9856,7 +9858,6 @@
               </w:rPr>
               <w:t xml:space="preserve"> </w:t>
             </w:r>
-            <w:proofErr w:type="gramStart"/>
             <w:r>
               <w:rPr>
                 <w:sz w:val="24"/>
@@ -9880,7 +9881,6 @@
               </w:rPr>
               <w:t>citation</w:t>
             </w:r>
-            <w:proofErr w:type="gramEnd"/>
             <w:r>
               <w:rPr>
                 <w:sz w:val="24"/>
@@ -10405,7 +10405,6 @@
               </w:rPr>
               <w:t xml:space="preserve"> </w:t>
             </w:r>
-            <w:proofErr w:type="gramStart"/>
             <w:r>
               <w:rPr>
                 <w:sz w:val="24"/>
@@ -10429,7 +10428,6 @@
               </w:rPr>
               <w:t>citation</w:t>
             </w:r>
-            <w:proofErr w:type="gramEnd"/>
             <w:r>
               <w:rPr>
                 <w:sz w:val="24"/>
@@ -10905,7 +10903,6 @@
               </w:rPr>
               <w:t xml:space="preserve"> </w:t>
             </w:r>
-            <w:proofErr w:type="gramStart"/>
             <w:r>
               <w:rPr>
                 <w:sz w:val="24"/>
@@ -10929,7 +10926,6 @@
               </w:rPr>
               <w:t>citation</w:t>
             </w:r>
-            <w:proofErr w:type="gramEnd"/>
             <w:r>
               <w:rPr>
                 <w:sz w:val="24"/>
@@ -11407,7 +11403,6 @@
               </w:rPr>
               <w:t xml:space="preserve"> </w:t>
             </w:r>
-            <w:proofErr w:type="gramStart"/>
             <w:r>
               <w:rPr>
                 <w:sz w:val="24"/>
@@ -11431,7 +11426,6 @@
               </w:rPr>
               <w:t>citation</w:t>
             </w:r>
-            <w:proofErr w:type="gramEnd"/>
             <w:r>
               <w:rPr>
                 <w:sz w:val="24"/>
@@ -12855,7 +12849,7 @@
     </w:p>
     <w:tbl>
       <w:tblPr>
-        <w:tblW w:w="10122" w:type="dxa"/>
+        <w:tblW w:w="5000" w:type="pct"/>
         <w:tblBorders>
           <w:top w:val="single" w:sz="4" w:space="0" w:color="auto"/>
           <w:left w:val="single" w:sz="4" w:space="0" w:color="auto"/>
@@ -12864,7 +12858,6 @@
           <w:insideH w:val="single" w:sz="4" w:space="0" w:color="auto"/>
           <w:insideV w:val="single" w:sz="4" w:space="0" w:color="auto"/>
         </w:tblBorders>
-        <w:tblLayout w:type="fixed"/>
         <w:tblCellMar>
           <w:left w:w="0" w:type="dxa"/>
           <w:right w:w="0" w:type="dxa"/>
@@ -12872,9 +12865,9 @@
         <w:tblLook w:val="04A0" w:firstRow="1" w:lastRow="0" w:firstColumn="1" w:lastColumn="0" w:noHBand="0" w:noVBand="1"/>
       </w:tblPr>
       <w:tblGrid>
-        <w:gridCol w:w="2177"/>
-        <w:gridCol w:w="5677"/>
-        <w:gridCol w:w="2268"/>
+        <w:gridCol w:w="1990"/>
+        <w:gridCol w:w="5715"/>
+        <w:gridCol w:w="2227"/>
       </w:tblGrid>
       <w:tr>
         <w:trPr>
@@ -12882,7 +12875,7 @@
         </w:trPr>
         <w:tc>
           <w:tcPr>
-            <w:tcW w:w="2177" w:type="dxa"/>
+            <w:tcW w:w="1002" w:type="pct"/>
             <w:shd w:val="clear" w:color="auto" w:fill="auto"/>
             <w:vAlign w:val="center"/>
           </w:tcPr>
@@ -12913,7 +12906,7 @@
         </w:tc>
         <w:tc>
           <w:tcPr>
-            <w:tcW w:w="5677" w:type="dxa"/>
+            <w:tcW w:w="2877" w:type="pct"/>
             <w:shd w:val="clear" w:color="auto" w:fill="auto"/>
             <w:vAlign w:val="center"/>
           </w:tcPr>
@@ -12980,7 +12973,7 @@
         </w:tc>
         <w:tc>
           <w:tcPr>
-            <w:tcW w:w="2268" w:type="dxa"/>
+            <w:tcW w:w="1121" w:type="pct"/>
           </w:tcPr>
           <w:p>
             <w:pPr>
@@ -13011,7 +13004,7 @@
       <w:tr>
         <w:tc>
           <w:tcPr>
-            <w:tcW w:w="10122" w:type="dxa"/>
+            <w:tcW w:w="5000" w:type="pct"/>
             <w:gridSpan w:val="3"/>
             <w:shd w:val="clear" w:color="auto" w:fill="auto"/>
           </w:tcPr>
@@ -13074,7 +13067,7 @@
       <w:tr>
         <w:tc>
           <w:tcPr>
-            <w:tcW w:w="2177" w:type="dxa"/>
+            <w:tcW w:w="1002" w:type="pct"/>
             <w:shd w:val="clear" w:color="auto" w:fill="auto"/>
           </w:tcPr>
           <w:p>
@@ -13109,7 +13102,7 @@
         </w:tc>
         <w:tc>
           <w:tcPr>
-            <w:tcW w:w="5677" w:type="dxa"/>
+            <w:tcW w:w="2877" w:type="pct"/>
             <w:shd w:val="clear" w:color="auto" w:fill="auto"/>
           </w:tcPr>
           <w:p>
@@ -13135,7 +13128,7 @@
         </w:tc>
         <w:tc>
           <w:tcPr>
-            <w:tcW w:w="2268" w:type="dxa"/>
+            <w:tcW w:w="1121" w:type="pct"/>
             <w:shd w:val="clear" w:color="auto" w:fill="auto"/>
           </w:tcPr>
           <w:p>
@@ -13164,7 +13157,7 @@
       <w:tr>
         <w:tc>
           <w:tcPr>
-            <w:tcW w:w="10122" w:type="dxa"/>
+            <w:tcW w:w="5000" w:type="pct"/>
             <w:gridSpan w:val="3"/>
             <w:shd w:val="clear" w:color="auto" w:fill="auto"/>
           </w:tcPr>
@@ -13235,7 +13228,7 @@
     </w:p>
     <w:tbl>
       <w:tblPr>
-        <w:tblW w:w="0" w:type="auto"/>
+        <w:tblW w:w="5000" w:type="pct"/>
         <w:tblBorders>
           <w:top w:val="single" w:sz="4" w:space="0" w:color="auto"/>
           <w:left w:val="single" w:sz="4" w:space="0" w:color="auto"/>
@@ -13244,7 +13237,6 @@
           <w:insideH w:val="single" w:sz="4" w:space="0" w:color="auto"/>
           <w:insideV w:val="single" w:sz="4" w:space="0" w:color="auto"/>
         </w:tblBorders>
-        <w:tblLayout w:type="fixed"/>
         <w:tblCellMar>
           <w:left w:w="0" w:type="dxa"/>
           <w:right w:w="0" w:type="dxa"/>
@@ -13252,12 +13244,12 @@
         <w:tblLook w:val="04A0" w:firstRow="1" w:lastRow="0" w:firstColumn="1" w:lastColumn="0" w:noHBand="0" w:noVBand="1"/>
       </w:tblPr>
       <w:tblGrid>
-        <w:gridCol w:w="10138"/>
+        <w:gridCol w:w="9932"/>
       </w:tblGrid>
       <w:tr>
         <w:tc>
           <w:tcPr>
-            <w:tcW w:w="10138" w:type="dxa"/>
+            <w:tcW w:w="5000" w:type="pct"/>
             <w:shd w:val="clear" w:color="auto" w:fill="auto"/>
           </w:tcPr>
           <w:p>
@@ -13286,10 +13278,12 @@
     </w:tbl>
     <w:p>
       <w:pPr>
+        <w:spacing w:line="14" w:lineRule="auto"/>
         <w:ind w:firstLine="0"/>
         <w:rPr>
           <w:noProof/>
-          <w:lang w:val="en-US"/>
+          <w:sz w:val="2"/>
+          <w:szCs w:val="2"/>
         </w:rPr>
       </w:pPr>
     </w:p>
